--- a/report/Project Report.docx
+++ b/report/Project Report.docx
@@ -8,25 +8,25 @@
         <w:jc w:val="center"/>
         <w:rPr>
           <w:rFonts w:ascii="Times New Roman" w:hAnsi="Times New Roman" w:cs="Times New Roman"/>
-          <w:sz w:val="72"/>
-          <w:szCs w:val="72"/>
-        </w:rPr>
-      </w:pPr>
-      <w:r>
-        <w:rPr>
-          <w:rFonts w:ascii="Times New Roman" w:hAnsi="Times New Roman" w:cs="Times New Roman"/>
-          <w:b/>
-          <w:bCs/>
-          <w:sz w:val="72"/>
-          <w:szCs w:val="72"/>
+          <w:sz w:val="24"/>
+          <w:szCs w:val="24"/>
+        </w:rPr>
+      </w:pPr>
+      <w:r>
+        <w:rPr>
+          <w:rFonts w:ascii="Times New Roman" w:hAnsi="Times New Roman" w:cs="Times New Roman"/>
+          <w:b/>
+          <w:bCs/>
+          <w:sz w:val="24"/>
+          <w:szCs w:val="24"/>
         </w:rPr>
         <w:t>DIGITAL LITERACY PROJECT REPORT</w:t>
       </w:r>
       <w:r>
         <w:rPr>
           <w:rFonts w:ascii="Times New Roman" w:hAnsi="Times New Roman" w:cs="Times New Roman"/>
-          <w:sz w:val="72"/>
-          <w:szCs w:val="72"/>
+          <w:sz w:val="24"/>
+          <w:szCs w:val="24"/>
         </w:rPr>
         <w:br/>
       </w:r>
@@ -35,8 +35,8 @@
           <w:rFonts w:ascii="Times New Roman" w:hAnsi="Times New Roman" w:cs="Times New Roman"/>
           <w:i/>
           <w:iCs/>
-          <w:sz w:val="72"/>
-          <w:szCs w:val="72"/>
+          <w:sz w:val="24"/>
+          <w:szCs w:val="24"/>
         </w:rPr>
         <w:t>(CSE0001 – Digital Literacy)</w:t>
       </w:r>
@@ -56,33 +56,33 @@
         <w:spacing w:line="360" w:lineRule="auto"/>
         <w:rPr>
           <w:rFonts w:ascii="Times New Roman" w:hAnsi="Times New Roman" w:cs="Times New Roman"/>
-          <w:sz w:val="52"/>
-          <w:szCs w:val="52"/>
-        </w:rPr>
-      </w:pPr>
-      <w:r>
-        <w:rPr>
-          <w:rFonts w:ascii="Times New Roman" w:hAnsi="Times New Roman" w:cs="Times New Roman"/>
-          <w:b/>
-          <w:bCs/>
-          <w:sz w:val="52"/>
-          <w:szCs w:val="52"/>
+          <w:sz w:val="24"/>
+          <w:szCs w:val="24"/>
+        </w:rPr>
+      </w:pPr>
+      <w:r>
+        <w:rPr>
+          <w:rFonts w:ascii="Times New Roman" w:hAnsi="Times New Roman" w:cs="Times New Roman"/>
+          <w:b/>
+          <w:bCs/>
+          <w:sz w:val="24"/>
+          <w:szCs w:val="24"/>
         </w:rPr>
         <w:t xml:space="preserve">Name: </w:t>
       </w:r>
       <w:r>
         <w:rPr>
           <w:rFonts w:ascii="Times New Roman" w:hAnsi="Times New Roman" w:cs="Times New Roman"/>
-          <w:sz w:val="52"/>
-          <w:szCs w:val="52"/>
+          <w:sz w:val="24"/>
+          <w:szCs w:val="24"/>
         </w:rPr>
         <w:t>Pragya Sharma</w:t>
       </w:r>
       <w:r>
         <w:rPr>
           <w:rFonts w:ascii="Times New Roman" w:hAnsi="Times New Roman" w:cs="Times New Roman"/>
-          <w:sz w:val="52"/>
-          <w:szCs w:val="52"/>
+          <w:sz w:val="24"/>
+          <w:szCs w:val="24"/>
         </w:rPr>
         <w:br/>
       </w:r>
@@ -91,24 +91,24 @@
           <w:rFonts w:ascii="Times New Roman" w:hAnsi="Times New Roman" w:cs="Times New Roman"/>
           <w:b/>
           <w:bCs/>
-          <w:sz w:val="52"/>
-          <w:szCs w:val="52"/>
+          <w:sz w:val="24"/>
+          <w:szCs w:val="24"/>
         </w:rPr>
         <w:t>Registration Number:</w:t>
       </w:r>
       <w:r>
         <w:rPr>
           <w:rFonts w:ascii="Times New Roman" w:hAnsi="Times New Roman" w:cs="Times New Roman"/>
-          <w:sz w:val="52"/>
-          <w:szCs w:val="52"/>
+          <w:sz w:val="24"/>
+          <w:szCs w:val="24"/>
         </w:rPr>
         <w:t xml:space="preserve"> 25BAI11495</w:t>
       </w:r>
       <w:r>
         <w:rPr>
           <w:rFonts w:ascii="Times New Roman" w:hAnsi="Times New Roman" w:cs="Times New Roman"/>
-          <w:sz w:val="52"/>
-          <w:szCs w:val="52"/>
+          <w:sz w:val="24"/>
+          <w:szCs w:val="24"/>
         </w:rPr>
         <w:br/>
       </w:r>
@@ -117,8 +117,8 @@
           <w:rFonts w:ascii="Times New Roman" w:hAnsi="Times New Roman" w:cs="Times New Roman"/>
           <w:b/>
           <w:bCs/>
-          <w:sz w:val="52"/>
-          <w:szCs w:val="52"/>
+          <w:sz w:val="24"/>
+          <w:szCs w:val="24"/>
         </w:rPr>
         <w:t xml:space="preserve">Branch: </w:t>
       </w:r>
@@ -126,8 +126,8 @@
       <w:r>
         <w:rPr>
           <w:rFonts w:ascii="Times New Roman" w:hAnsi="Times New Roman" w:cs="Times New Roman"/>
-          <w:sz w:val="52"/>
-          <w:szCs w:val="52"/>
+          <w:sz w:val="24"/>
+          <w:szCs w:val="24"/>
         </w:rPr>
         <w:t>CSE(</w:t>
       </w:r>
@@ -135,8 +135,8 @@
       <w:r>
         <w:rPr>
           <w:rFonts w:ascii="Times New Roman" w:hAnsi="Times New Roman" w:cs="Times New Roman"/>
-          <w:sz w:val="52"/>
-          <w:szCs w:val="52"/>
+          <w:sz w:val="24"/>
+          <w:szCs w:val="24"/>
         </w:rPr>
         <w:t>AI &amp; ML)</w:t>
       </w:r>
@@ -146,33 +146,33 @@
         <w:spacing w:line="360" w:lineRule="auto"/>
         <w:rPr>
           <w:rFonts w:ascii="Times New Roman" w:hAnsi="Times New Roman" w:cs="Times New Roman"/>
-          <w:sz w:val="52"/>
-          <w:szCs w:val="52"/>
-        </w:rPr>
-      </w:pPr>
-      <w:r>
-        <w:rPr>
-          <w:rFonts w:ascii="Times New Roman" w:hAnsi="Times New Roman" w:cs="Times New Roman"/>
-          <w:b/>
-          <w:bCs/>
-          <w:sz w:val="52"/>
-          <w:szCs w:val="52"/>
+          <w:sz w:val="24"/>
+          <w:szCs w:val="24"/>
+        </w:rPr>
+      </w:pPr>
+      <w:r>
+        <w:rPr>
+          <w:rFonts w:ascii="Times New Roman" w:hAnsi="Times New Roman" w:cs="Times New Roman"/>
+          <w:b/>
+          <w:bCs/>
+          <w:sz w:val="24"/>
+          <w:szCs w:val="24"/>
         </w:rPr>
         <w:t>Year:</w:t>
       </w:r>
       <w:r>
         <w:rPr>
           <w:rFonts w:ascii="Times New Roman" w:hAnsi="Times New Roman" w:cs="Times New Roman"/>
-          <w:sz w:val="52"/>
-          <w:szCs w:val="52"/>
+          <w:sz w:val="24"/>
+          <w:szCs w:val="24"/>
         </w:rPr>
         <w:t xml:space="preserve"> 1</w:t>
       </w:r>
       <w:r>
         <w:rPr>
           <w:rFonts w:ascii="Times New Roman" w:hAnsi="Times New Roman" w:cs="Times New Roman"/>
-          <w:sz w:val="52"/>
-          <w:szCs w:val="52"/>
+          <w:sz w:val="24"/>
+          <w:szCs w:val="24"/>
           <w:vertAlign w:val="superscript"/>
         </w:rPr>
         <w:t>st</w:t>
@@ -180,8 +180,8 @@
       <w:r>
         <w:rPr>
           <w:rFonts w:ascii="Times New Roman" w:hAnsi="Times New Roman" w:cs="Times New Roman"/>
-          <w:sz w:val="52"/>
-          <w:szCs w:val="52"/>
+          <w:sz w:val="24"/>
+          <w:szCs w:val="24"/>
         </w:rPr>
         <w:t xml:space="preserve"> Year</w:t>
       </w:r>
@@ -191,25 +191,25 @@
         <w:spacing w:line="360" w:lineRule="auto"/>
         <w:rPr>
           <w:rFonts w:ascii="Times New Roman" w:hAnsi="Times New Roman" w:cs="Times New Roman"/>
-          <w:sz w:val="52"/>
-          <w:szCs w:val="52"/>
-        </w:rPr>
-      </w:pPr>
-      <w:r>
-        <w:rPr>
-          <w:rFonts w:ascii="Times New Roman" w:hAnsi="Times New Roman" w:cs="Times New Roman"/>
-          <w:b/>
-          <w:bCs/>
-          <w:sz w:val="52"/>
-          <w:szCs w:val="52"/>
+          <w:sz w:val="24"/>
+          <w:szCs w:val="24"/>
+        </w:rPr>
+      </w:pPr>
+      <w:r>
+        <w:rPr>
+          <w:rFonts w:ascii="Times New Roman" w:hAnsi="Times New Roman" w:cs="Times New Roman"/>
+          <w:b/>
+          <w:bCs/>
+          <w:sz w:val="24"/>
+          <w:szCs w:val="24"/>
         </w:rPr>
         <w:t>Date:</w:t>
       </w:r>
       <w:r>
         <w:rPr>
           <w:rFonts w:ascii="Times New Roman" w:hAnsi="Times New Roman" w:cs="Times New Roman"/>
-          <w:sz w:val="52"/>
-          <w:szCs w:val="52"/>
+          <w:sz w:val="24"/>
+          <w:szCs w:val="24"/>
         </w:rPr>
         <w:t xml:space="preserve"> 30 March 2026</w:t>
       </w:r>
@@ -353,17 +353,125 @@
           <w:rFonts w:ascii="Times New Roman" w:hAnsi="Times New Roman" w:cs="Times New Roman"/>
           <w:b/>
           <w:bCs/>
-          <w:sz w:val="44"/>
-          <w:szCs w:val="44"/>
-        </w:rPr>
-      </w:pPr>
-      <w:r>
-        <w:rPr>
-          <w:rFonts w:ascii="Times New Roman" w:hAnsi="Times New Roman" w:cs="Times New Roman"/>
-          <w:b/>
-          <w:bCs/>
-          <w:sz w:val="44"/>
-          <w:szCs w:val="44"/>
+          <w:sz w:val="24"/>
+          <w:szCs w:val="24"/>
+        </w:rPr>
+      </w:pPr>
+    </w:p>
+    <w:p>
+      <w:pPr>
+        <w:spacing w:line="360" w:lineRule="auto"/>
+        <w:rPr>
+          <w:rFonts w:ascii="Times New Roman" w:hAnsi="Times New Roman" w:cs="Times New Roman"/>
+          <w:b/>
+          <w:bCs/>
+          <w:sz w:val="24"/>
+          <w:szCs w:val="24"/>
+        </w:rPr>
+      </w:pPr>
+    </w:p>
+    <w:p>
+      <w:pPr>
+        <w:spacing w:line="360" w:lineRule="auto"/>
+        <w:rPr>
+          <w:rFonts w:ascii="Times New Roman" w:hAnsi="Times New Roman" w:cs="Times New Roman"/>
+          <w:b/>
+          <w:bCs/>
+          <w:sz w:val="24"/>
+          <w:szCs w:val="24"/>
+        </w:rPr>
+      </w:pPr>
+    </w:p>
+    <w:p>
+      <w:pPr>
+        <w:spacing w:line="360" w:lineRule="auto"/>
+        <w:rPr>
+          <w:rFonts w:ascii="Times New Roman" w:hAnsi="Times New Roman" w:cs="Times New Roman"/>
+          <w:b/>
+          <w:bCs/>
+          <w:sz w:val="24"/>
+          <w:szCs w:val="24"/>
+        </w:rPr>
+      </w:pPr>
+    </w:p>
+    <w:p>
+      <w:pPr>
+        <w:spacing w:line="360" w:lineRule="auto"/>
+        <w:rPr>
+          <w:rFonts w:ascii="Times New Roman" w:hAnsi="Times New Roman" w:cs="Times New Roman"/>
+          <w:b/>
+          <w:bCs/>
+          <w:sz w:val="24"/>
+          <w:szCs w:val="24"/>
+        </w:rPr>
+      </w:pPr>
+    </w:p>
+    <w:p>
+      <w:pPr>
+        <w:spacing w:line="360" w:lineRule="auto"/>
+        <w:rPr>
+          <w:rFonts w:ascii="Times New Roman" w:hAnsi="Times New Roman" w:cs="Times New Roman"/>
+          <w:b/>
+          <w:bCs/>
+          <w:sz w:val="24"/>
+          <w:szCs w:val="24"/>
+        </w:rPr>
+      </w:pPr>
+    </w:p>
+    <w:p>
+      <w:pPr>
+        <w:spacing w:line="360" w:lineRule="auto"/>
+        <w:rPr>
+          <w:rFonts w:ascii="Times New Roman" w:hAnsi="Times New Roman" w:cs="Times New Roman"/>
+          <w:b/>
+          <w:bCs/>
+          <w:sz w:val="24"/>
+          <w:szCs w:val="24"/>
+        </w:rPr>
+      </w:pPr>
+    </w:p>
+    <w:p>
+      <w:pPr>
+        <w:spacing w:line="360" w:lineRule="auto"/>
+        <w:rPr>
+          <w:rFonts w:ascii="Times New Roman" w:hAnsi="Times New Roman" w:cs="Times New Roman"/>
+          <w:b/>
+          <w:bCs/>
+          <w:sz w:val="24"/>
+          <w:szCs w:val="24"/>
+        </w:rPr>
+      </w:pPr>
+    </w:p>
+    <w:p>
+      <w:pPr>
+        <w:spacing w:line="360" w:lineRule="auto"/>
+        <w:rPr>
+          <w:rFonts w:ascii="Times New Roman" w:hAnsi="Times New Roman" w:cs="Times New Roman"/>
+          <w:b/>
+          <w:bCs/>
+          <w:sz w:val="24"/>
+          <w:szCs w:val="24"/>
+        </w:rPr>
+      </w:pPr>
+    </w:p>
+    <w:p>
+      <w:pPr>
+        <w:spacing w:line="360" w:lineRule="auto"/>
+        <w:rPr>
+          <w:rFonts w:ascii="Times New Roman" w:hAnsi="Times New Roman" w:cs="Times New Roman"/>
+          <w:b/>
+          <w:bCs/>
+          <w:sz w:val="24"/>
+          <w:szCs w:val="24"/>
+        </w:rPr>
+      </w:pPr>
+      <w:r>
+        <w:rPr>
+          <w:rFonts w:ascii="Times New Roman" w:hAnsi="Times New Roman" w:cs="Times New Roman"/>
+          <w:b/>
+          <w:bCs/>
+          <w:sz w:val="24"/>
+          <w:szCs w:val="24"/>
         </w:rPr>
         <w:lastRenderedPageBreak/>
         <w:t>Introduction:</w:t>
@@ -668,17 +776,29 @@
           <w:rFonts w:ascii="Times New Roman" w:hAnsi="Times New Roman" w:cs="Times New Roman"/>
           <w:b/>
           <w:bCs/>
-          <w:sz w:val="44"/>
-          <w:szCs w:val="44"/>
-        </w:rPr>
-      </w:pPr>
-      <w:r>
-        <w:rPr>
-          <w:rFonts w:ascii="Times New Roman" w:hAnsi="Times New Roman" w:cs="Times New Roman"/>
-          <w:b/>
-          <w:bCs/>
-          <w:sz w:val="44"/>
-          <w:szCs w:val="44"/>
+          <w:sz w:val="24"/>
+          <w:szCs w:val="24"/>
+        </w:rPr>
+      </w:pPr>
+    </w:p>
+    <w:p>
+      <w:pPr>
+        <w:spacing w:line="360" w:lineRule="auto"/>
+        <w:rPr>
+          <w:rFonts w:ascii="Times New Roman" w:hAnsi="Times New Roman" w:cs="Times New Roman"/>
+          <w:b/>
+          <w:bCs/>
+          <w:sz w:val="24"/>
+          <w:szCs w:val="24"/>
+        </w:rPr>
+      </w:pPr>
+      <w:r>
+        <w:rPr>
+          <w:rFonts w:ascii="Times New Roman" w:hAnsi="Times New Roman" w:cs="Times New Roman"/>
+          <w:b/>
+          <w:bCs/>
+          <w:sz w:val="24"/>
+          <w:szCs w:val="24"/>
         </w:rPr>
         <w:lastRenderedPageBreak/>
         <w:t>Task-1: Project Report</w:t>
@@ -961,17 +1081,17 @@
           <w:rFonts w:ascii="Times New Roman" w:hAnsi="Times New Roman" w:cs="Times New Roman"/>
           <w:b/>
           <w:bCs/>
-          <w:sz w:val="44"/>
-          <w:szCs w:val="44"/>
-        </w:rPr>
-      </w:pPr>
-      <w:r>
-        <w:rPr>
-          <w:rFonts w:ascii="Times New Roman" w:hAnsi="Times New Roman" w:cs="Times New Roman"/>
-          <w:b/>
-          <w:bCs/>
-          <w:sz w:val="44"/>
-          <w:szCs w:val="44"/>
+          <w:sz w:val="24"/>
+          <w:szCs w:val="24"/>
+        </w:rPr>
+      </w:pPr>
+      <w:r>
+        <w:rPr>
+          <w:rFonts w:ascii="Times New Roman" w:hAnsi="Times New Roman" w:cs="Times New Roman"/>
+          <w:b/>
+          <w:bCs/>
+          <w:sz w:val="24"/>
+          <w:szCs w:val="24"/>
         </w:rPr>
         <w:lastRenderedPageBreak/>
         <w:t>Task-2: Project Report</w:t>
@@ -1226,17 +1346,29 @@
           <w:rFonts w:ascii="Times New Roman" w:hAnsi="Times New Roman" w:cs="Times New Roman"/>
           <w:b/>
           <w:bCs/>
-          <w:sz w:val="44"/>
-          <w:szCs w:val="44"/>
-        </w:rPr>
-      </w:pPr>
-      <w:r>
-        <w:rPr>
-          <w:rFonts w:ascii="Times New Roman" w:hAnsi="Times New Roman" w:cs="Times New Roman"/>
-          <w:b/>
-          <w:bCs/>
-          <w:sz w:val="44"/>
-          <w:szCs w:val="44"/>
+          <w:sz w:val="24"/>
+          <w:szCs w:val="24"/>
+        </w:rPr>
+      </w:pPr>
+    </w:p>
+    <w:p>
+      <w:pPr>
+        <w:spacing w:line="360" w:lineRule="auto"/>
+        <w:rPr>
+          <w:rFonts w:ascii="Times New Roman" w:hAnsi="Times New Roman" w:cs="Times New Roman"/>
+          <w:b/>
+          <w:bCs/>
+          <w:sz w:val="24"/>
+          <w:szCs w:val="24"/>
+        </w:rPr>
+      </w:pPr>
+      <w:r>
+        <w:rPr>
+          <w:rFonts w:ascii="Times New Roman" w:hAnsi="Times New Roman" w:cs="Times New Roman"/>
+          <w:b/>
+          <w:bCs/>
+          <w:sz w:val="24"/>
+          <w:szCs w:val="24"/>
         </w:rPr>
         <w:lastRenderedPageBreak/>
         <w:t>Task-3: Project Report</w:t>
@@ -1601,17 +1733,29 @@
           <w:rFonts w:ascii="Times New Roman" w:hAnsi="Times New Roman" w:cs="Times New Roman"/>
           <w:b/>
           <w:bCs/>
-          <w:sz w:val="44"/>
-          <w:szCs w:val="44"/>
-        </w:rPr>
-      </w:pPr>
-      <w:r>
-        <w:rPr>
-          <w:rFonts w:ascii="Times New Roman" w:hAnsi="Times New Roman" w:cs="Times New Roman"/>
-          <w:b/>
-          <w:bCs/>
-          <w:sz w:val="44"/>
-          <w:szCs w:val="44"/>
+          <w:sz w:val="24"/>
+          <w:szCs w:val="24"/>
+        </w:rPr>
+      </w:pPr>
+    </w:p>
+    <w:p>
+      <w:pPr>
+        <w:spacing w:line="360" w:lineRule="auto"/>
+        <w:rPr>
+          <w:rFonts w:ascii="Times New Roman" w:hAnsi="Times New Roman" w:cs="Times New Roman"/>
+          <w:b/>
+          <w:bCs/>
+          <w:sz w:val="24"/>
+          <w:szCs w:val="24"/>
+        </w:rPr>
+      </w:pPr>
+      <w:r>
+        <w:rPr>
+          <w:rFonts w:ascii="Times New Roman" w:hAnsi="Times New Roman" w:cs="Times New Roman"/>
+          <w:b/>
+          <w:bCs/>
+          <w:sz w:val="24"/>
+          <w:szCs w:val="24"/>
         </w:rPr>
         <w:lastRenderedPageBreak/>
         <w:t>Task-4: Project Report</w:t>
@@ -1998,17 +2142,29 @@
           <w:rFonts w:ascii="Times New Roman" w:hAnsi="Times New Roman" w:cs="Times New Roman"/>
           <w:b/>
           <w:bCs/>
-          <w:sz w:val="44"/>
-          <w:szCs w:val="44"/>
-        </w:rPr>
-      </w:pPr>
-      <w:r>
-        <w:rPr>
-          <w:rFonts w:ascii="Times New Roman" w:hAnsi="Times New Roman" w:cs="Times New Roman"/>
-          <w:b/>
-          <w:bCs/>
-          <w:sz w:val="44"/>
-          <w:szCs w:val="44"/>
+          <w:sz w:val="24"/>
+          <w:szCs w:val="24"/>
+        </w:rPr>
+      </w:pPr>
+    </w:p>
+    <w:p>
+      <w:pPr>
+        <w:spacing w:line="360" w:lineRule="auto"/>
+        <w:rPr>
+          <w:rFonts w:ascii="Times New Roman" w:hAnsi="Times New Roman" w:cs="Times New Roman"/>
+          <w:b/>
+          <w:bCs/>
+          <w:sz w:val="24"/>
+          <w:szCs w:val="24"/>
+        </w:rPr>
+      </w:pPr>
+      <w:r>
+        <w:rPr>
+          <w:rFonts w:ascii="Times New Roman" w:hAnsi="Times New Roman" w:cs="Times New Roman"/>
+          <w:b/>
+          <w:bCs/>
+          <w:sz w:val="24"/>
+          <w:szCs w:val="24"/>
         </w:rPr>
         <w:lastRenderedPageBreak/>
         <w:t>Task-5: Project Report</w:t>
@@ -2375,17 +2531,29 @@
           <w:rFonts w:ascii="Times New Roman" w:hAnsi="Times New Roman" w:cs="Times New Roman"/>
           <w:b/>
           <w:bCs/>
-          <w:sz w:val="44"/>
-          <w:szCs w:val="44"/>
-        </w:rPr>
-      </w:pPr>
-      <w:r>
-        <w:rPr>
-          <w:rFonts w:ascii="Times New Roman" w:hAnsi="Times New Roman" w:cs="Times New Roman"/>
-          <w:b/>
-          <w:bCs/>
-          <w:sz w:val="44"/>
-          <w:szCs w:val="44"/>
+          <w:sz w:val="24"/>
+          <w:szCs w:val="24"/>
+        </w:rPr>
+      </w:pPr>
+    </w:p>
+    <w:p>
+      <w:pPr>
+        <w:spacing w:line="360" w:lineRule="auto"/>
+        <w:rPr>
+          <w:rFonts w:ascii="Times New Roman" w:hAnsi="Times New Roman" w:cs="Times New Roman"/>
+          <w:b/>
+          <w:bCs/>
+          <w:sz w:val="24"/>
+          <w:szCs w:val="24"/>
+        </w:rPr>
+      </w:pPr>
+      <w:r>
+        <w:rPr>
+          <w:rFonts w:ascii="Times New Roman" w:hAnsi="Times New Roman" w:cs="Times New Roman"/>
+          <w:b/>
+          <w:bCs/>
+          <w:sz w:val="24"/>
+          <w:szCs w:val="24"/>
         </w:rPr>
         <w:lastRenderedPageBreak/>
         <w:t>Conclusion:</w:t>
@@ -2532,17 +2700,17 @@
           <w:rFonts w:ascii="Times New Roman" w:hAnsi="Times New Roman" w:cs="Times New Roman"/>
           <w:b/>
           <w:bCs/>
-          <w:sz w:val="44"/>
-          <w:szCs w:val="44"/>
-        </w:rPr>
-      </w:pPr>
-      <w:r>
-        <w:rPr>
-          <w:rFonts w:ascii="Times New Roman" w:hAnsi="Times New Roman" w:cs="Times New Roman"/>
-          <w:b/>
-          <w:bCs/>
-          <w:sz w:val="44"/>
-          <w:szCs w:val="44"/>
+          <w:sz w:val="24"/>
+          <w:szCs w:val="24"/>
+        </w:rPr>
+      </w:pPr>
+      <w:r>
+        <w:rPr>
+          <w:rFonts w:ascii="Times New Roman" w:hAnsi="Times New Roman" w:cs="Times New Roman"/>
+          <w:b/>
+          <w:bCs/>
+          <w:sz w:val="24"/>
+          <w:szCs w:val="24"/>
         </w:rPr>
         <w:t>References:</w:t>
       </w:r>

--- a/report/Project Report.docx
+++ b/report/Project Report.docx
@@ -473,7 +473,6 @@
           <w:sz w:val="24"/>
           <w:szCs w:val="24"/>
         </w:rPr>
-        <w:lastRenderedPageBreak/>
         <w:t>Introduction:</w:t>
       </w:r>
     </w:p>
@@ -800,7 +799,6 @@
           <w:sz w:val="24"/>
           <w:szCs w:val="24"/>
         </w:rPr>
-        <w:lastRenderedPageBreak/>
         <w:t>Task-1: Project Report</w:t>
       </w:r>
     </w:p>
@@ -1093,7 +1091,6 @@
           <w:sz w:val="24"/>
           <w:szCs w:val="24"/>
         </w:rPr>
-        <w:lastRenderedPageBreak/>
         <w:t>Task-2: Project Report</w:t>
       </w:r>
     </w:p>
@@ -1370,7 +1367,6 @@
           <w:sz w:val="24"/>
           <w:szCs w:val="24"/>
         </w:rPr>
-        <w:lastRenderedPageBreak/>
         <w:t>Task-3: Project Report</w:t>
       </w:r>
     </w:p>
@@ -1757,7 +1753,6 @@
           <w:sz w:val="24"/>
           <w:szCs w:val="24"/>
         </w:rPr>
-        <w:lastRenderedPageBreak/>
         <w:t>Task-4: Project Report</w:t>
       </w:r>
     </w:p>
@@ -2166,7 +2161,6 @@
           <w:sz w:val="24"/>
           <w:szCs w:val="24"/>
         </w:rPr>
-        <w:lastRenderedPageBreak/>
         <w:t>Task-5: Project Report</w:t>
       </w:r>
     </w:p>
@@ -2243,6 +2237,7 @@
           <w:sz w:val="24"/>
           <w:szCs w:val="24"/>
         </w:rPr>
+        <w:lastRenderedPageBreak/>
         <w:t xml:space="preserve">This made me realize that awareness is the most important factor in staying safe online. As a result of this task, I will be more </w:t>
       </w:r>
       <w:proofErr w:type="spellStart"/>
@@ -2555,7 +2550,6 @@
           <w:sz w:val="24"/>
           <w:szCs w:val="24"/>
         </w:rPr>
-        <w:lastRenderedPageBreak/>
         <w:t>Conclusion:</w:t>
       </w:r>
     </w:p>
@@ -3010,7 +3004,7 @@
     </w:p>
     <w:sectPr>
       <w:pgSz w:w="11906" w:h="16838"/>
-      <w:pgMar w:top="567" w:right="567" w:bottom="567" w:left="567" w:header="709" w:footer="709" w:gutter="0"/>
+      <w:pgMar w:top="1440" w:right="1440" w:bottom="1440" w:left="1440" w:header="709" w:footer="709" w:gutter="0"/>
       <w:cols w:space="708"/>
       <w:docGrid w:linePitch="360"/>
     </w:sectPr>
